--- a/PlastiBioFuel/Funding_Loop/Outreach/2026-08-25_Batch-01/02_Outreach_Letters.docx
+++ b/PlastiBioFuel/Funding_Loop/Outreach/2026-08-25_Batch-01/02_Outreach_Letters.docx
@@ -410,7 +410,7 @@
         <w:t>Dear Office of Small Business Programs,</w:t>
         <w:br/>
         <w:br/>
-        <w:t>I am writing to introduce PlastiBioFuel LLC, a service-disabled veteran-owned small business in Haslet, Texas, certified through SBA's Veteran Small Business Certification program. We convert post-consumer PET into chemicals using an enzyme immobilized in a covalent organic framework, with a sponsored research agreement at the University of North Texas.</w:t>
+        <w:t>I am writing to introduce PlastiBioFuel LLC, a service-disabled veteran-owned small business in Haslet, Texas, SDVOSB certified and active in SAM.gov. We convert post-consumer PET into chemicals using an enzyme immobilized in a covalent organic framework, with a sponsored research agreement at the University of North Texas.</w:t>
         <w:br/>
         <w:br/>
         <w:t>Where the work stands: an independent final report from UNT confirms that our enzyme breaks real post-consumer bottle PET down to terephthalic acid, and identifies mass transfer as the limit on rate. Our reactor design exists as a validated model and not yet as hardware. We are a first-time federal applicant with a DOE SBIR/STTR pitch going in on September 10 and an NSF SBIR proposal in preparation.</w:t>
@@ -435,7 +435,7 @@
         <w:br/>
         <w:t>Founder and Chief Executive Officer, PlastiBioFuel LLC</w:t>
         <w:br/>
-        <w:t>UEI KQAWZ54RDUM8  |  CAGE 175D6  |  SDVOSB, SBA VetCert verified</w:t>
+        <w:t>UEI KQAWZ54RDUM8  |  CAGE 175D6  |  SDVOSB, certified and active in SAM.gov</w:t>
         <w:br/>
         <w:t>michael@plastibiofuel.com  |  817-319-7383  |  plastibiofuel.com</w:t>
       </w:r>
@@ -729,7 +729,7 @@
         <w:br/>
         <w:t>Founder and Chief Executive Officer, PlastiBioFuel LLC</w:t>
         <w:br/>
-        <w:t>UEI KQAWZ54RDUM8  |  CAGE 175D6  |  SDVOSB, SBA VetCert verified</w:t>
+        <w:t>UEI KQAWZ54RDUM8  |  CAGE 175D6  |  SDVOSB, certified and active in SAM.gov</w:t>
         <w:br/>
         <w:t>michael@plastibiofuel.com  |  817-319-7383  |  plastibiofuel.com</w:t>
       </w:r>
@@ -923,7 +923,7 @@
         <w:t>Dear Office of Industrial Base Growth,</w:t>
         <w:br/>
         <w:br/>
-        <w:t>PlastiBioFuel LLC is a service-disabled veteran-owned small business in Haslet, Texas, certified through SBA's Veteran Small Business Certification program. We work on converting waste PET plastic into chemicals, and our longer objective is fuel.</w:t>
+        <w:t>PlastiBioFuel LLC is a service-disabled veteran-owned small business in Haslet, Texas, SDVOSB certified and active in SAM.gov. We work on converting waste PET plastic into chemicals, and our longer objective is fuel.</w:t>
         <w:br/>
         <w:br/>
         <w:t>The reason to write your office rather than a science office: fuel and its logistics are a tonnage problem before they are a chemistry problem, and waste plastic is one of the few feedstocks that is already present wherever people are. We are early. An independent university report confirms our enzyme converts real post-consumer bottle PET to terephthalic acid; our reactor exists as a validated model rather than hardware; and we have produced no fuel yet. I would rather say that plainly now than overstate it.</w:t>
@@ -945,7 +945,7 @@
         <w:br/>
         <w:t>Founder and Chief Executive Officer, PlastiBioFuel LLC</w:t>
         <w:br/>
-        <w:t>UEI KQAWZ54RDUM8  |  CAGE 175D6  |  SDVOSB, SBA VetCert verified</w:t>
+        <w:t>UEI KQAWZ54RDUM8  |  CAGE 175D6  |  SDVOSB, certified and active in SAM.gov</w:t>
         <w:br/>
         <w:t>michael@plastibiofuel.com  |  817-319-7383  |  plastibiofuel.com</w:t>
       </w:r>
